--- a/IZ_var_DEM_BEF_NOK_ECU_CHF_GBP/IZ_Mogileva_DEM_BEF_NOK_ECU_CHF_GBP.docx
+++ b/IZ_var_DEM_BEF_NOK_ECU_CHF_GBP/IZ_Mogileva_DEM_BEF_NOK_ECU_CHF_GBP.docx
@@ -2153,7 +2153,7 @@
           </w:tcPr>
           <w:p>
             <w:r>
-              <w:t>4¹⁰⁄₃₂ (+⁸⁄₃₂) / 4¹⁴⁄₃₂ (+⁸⁄₃₂)</w:t>
+              <w:t>4¹⁰⁄₃₂ (+⁶⁄₃₂) / 4¹⁴⁄₃₂ (+⁶⁄₃₂)</w:t>
             </w:r>
           </w:p>
         </w:tc>
@@ -2217,7 +2217,7 @@
           </w:tcPr>
           <w:p>
             <w:r>
-              <w:t>4²⁄₃₂ (+¹⁄₃₂) / 4⁶⁄₃₂ (+¹⁄₃₂)</w:t>
+              <w:t>4²⁄₃₂ (+⁸⁄₃₂) / 4⁶⁄₃₂ (+⁸⁄₃₂)</w:t>
             </w:r>
           </w:p>
         </w:tc>
@@ -2249,7 +2249,7 @@
           </w:tcPr>
           <w:p>
             <w:r>
-              <w:t>4¹⁄₃₂ (+¹⁄₃₂) / 4⁵⁄₃₂ (+¹⁄₃₂)</w:t>
+              <w:t>4¹⁄₃₂ (+³⁄₃₂) / 4⁵⁄₃₂ (+³⁄₃₂)</w:t>
             </w:r>
           </w:p>
         </w:tc>
@@ -2281,7 +2281,7 @@
           </w:tcPr>
           <w:p>
             <w:r>
-              <w:t>4 (+⁴⁄₃₂) / 4⁴⁄₃₂ (+⁴⁄₃₂)</w:t>
+              <w:t>4 (+⁸⁄₃₂) / 4⁴⁄₃₂ (+⁸⁄₃₂)</w:t>
             </w:r>
           </w:p>
         </w:tc>
@@ -2313,7 +2313,7 @@
           </w:tcPr>
           <w:p>
             <w:r>
-              <w:t>3²⁸⁄₃₂ (+¹⁄₃₂) / 4 (+¹⁄₃₂)</w:t>
+              <w:t>3²⁸⁄₃₂ (+⁴⁄₃₂) / 4 (+⁴⁄₃₂)</w:t>
             </w:r>
           </w:p>
         </w:tc>
@@ -2763,7 +2763,7 @@
           <w:b w:val="0"/>
           <w:i w:val="0"/>
         </w:rPr>
-        <w:t>•  CHF 3 месяца (bid):  4 + 1/32 − 1/32 = 4 = 4,000 %;</w:t>
+        <w:t>•  CHF 3 месяца (bid):  4 + 1/32 − 3/32 = 4 − 2/32 = 3 + 30/32 = 3,9375 %;</w:t>
       </w:r>
     </w:p>
     <w:p>
@@ -2799,7 +2799,7 @@
           <w:b w:val="0"/>
           <w:i w:val="0"/>
         </w:rPr>
-        <w:t>F₁₇.₀₆.₉₄ = 2,14167 · (1 + 4% / 100% · 92/365) /</w:t>
+        <w:t>F₁₇.₀₆.₉₄ = 2,14167 · (1 + (3 + 30/32)% / 100% · 92/365) /</w:t>
       </w:r>
     </w:p>
     <w:p>
@@ -2811,7 +2811,7 @@
           <w:b w:val="0"/>
           <w:i w:val="0"/>
         </w:rPr>
-        <w:t xml:space="preserve">                              / (1 + (5 + 4/32)% / 100% · 92/365) = 2,13568</w:t>
+        <w:t xml:space="preserve">                              / (1 + (5 + 4/32)% / 100% · 92/365) = 2,13534</w:t>
       </w:r>
     </w:p>
     <w:p>
@@ -2870,7 +2870,7 @@
           <w:b w:val="0"/>
           <w:i w:val="0"/>
         </w:rPr>
-        <w:t>•  CHF 6 месяцев (bid):  4 − 4/32 = 3 + 28/32 = 3,875 %;</w:t>
+        <w:t>•  CHF 6 месяцев (bid):  4 − 8/32 = 3 + 24/32 = 3,750 %;</w:t>
       </w:r>
     </w:p>
     <w:p>
@@ -2906,7 +2906,7 @@
           <w:b w:val="0"/>
           <w:i w:val="0"/>
         </w:rPr>
-        <w:t>F₁₇.₀₉.₉₄ = 2,14167 · (1 + (3 + 28/32)% / 100% · 184/365) /</w:t>
+        <w:t>F₁₇.₀₉.₉₄ = 2,14167 · (1 + (3 + 24/32)% / 100% · 184/365) /</w:t>
       </w:r>
     </w:p>
     <w:p>
@@ -2918,7 +2918,7 @@
           <w:b w:val="0"/>
           <w:i w:val="0"/>
         </w:rPr>
-        <w:t xml:space="preserve">                              / (1 + (5 + 2/32)% / 100% · 184/365) = 2,12917</w:t>
+        <w:t xml:space="preserve">                              / (1 + (5 + 2/32)% / 100% · 184/365) = 2,12786</w:t>
       </w:r>
     </w:p>
     <w:p>
@@ -2977,7 +2977,7 @@
           <w:b w:val="0"/>
           <w:i w:val="0"/>
         </w:rPr>
-        <w:t>F̌₁.₀₉.₉₄ = 2,13568 · 16/92 + 2,12917 · 76/92 = 2,13030</w:t>
+        <w:t>F̌₁.₀₉.₉₄ = 2,13534 · 16/92 + 2,12786 · 76/92 = 2,12916</w:t>
       </w:r>
     </w:p>
     <w:p>
@@ -3036,7 +3036,19 @@
           <w:b w:val="0"/>
           <w:i w:val="0"/>
         </w:rPr>
-        <w:t>δF = F̂₁.₀₉.₉₄ − F̌₁.₀₉.₉₄ = 2,12290 − 2,13030 = −0,00740</w:t>
+        <w:t>δF = F̂₁.₀₉.₉₄ − F̌₁.₀₉.₉₄ = 2,12290 − 2,12916 = −0,00626</w:t>
+      </w:r>
+    </w:p>
+    <w:p>
+      <w:pPr>
+        <w:jc w:val="left"/>
+      </w:pPr>
+      <w:r>
+        <w:rPr>
+          <w:b w:val="0"/>
+          <w:i w:val="0"/>
+        </w:rPr>
+        <w:t>При расчёте без промежуточных округлений: δF = −0,006258.</w:t>
       </w:r>
     </w:p>
     <w:p>

--- a/IZ_var_DEM_BEF_NOK_ECU_CHF_GBP/IZ_Mogileva_DEM_BEF_NOK_ECU_CHF_GBP.docx
+++ b/IZ_var_DEM_BEF_NOK_ECU_CHF_GBP/IZ_Mogileva_DEM_BEF_NOK_ECU_CHF_GBP.docx
@@ -1551,7 +1551,7 @@
           </w:tcPr>
           <w:p>
             <w:r>
-              <w:t>35,19</w:t>
+              <w:t>34,7</w:t>
             </w:r>
           </w:p>
         </w:tc>
@@ -1561,7 +1561,7 @@
           </w:tcPr>
           <w:p>
             <w:r>
-              <w:t>35,25</w:t>
+              <w:t>34,8</w:t>
             </w:r>
           </w:p>
         </w:tc>
@@ -1695,7 +1695,7 @@
           <w:b w:val="0"/>
           <w:i w:val="0"/>
         </w:rPr>
-        <w:t>BEF 35,25 можно обменять на USD 1. В свою очередь, USD 1 можно обменять на DEM 1,6819. Таким образом, BEF 35,25 можно обменять на DEM 1,6819, а BEF 35,25 / 1,6819 — на DEM 1.</w:t>
+        <w:t>BEF 34,8 можно обменять на USD 1. В свою очередь, USD 1 можно обменять на DEM 1,6819. Таким образом, BEF 34,8 можно обменять на DEM 1,6819, а BEF 34,8 / 1,6819 — на DEM 1.</w:t>
       </w:r>
     </w:p>
     <w:p>
@@ -1707,7 +1707,7 @@
           <w:b w:val="0"/>
           <w:i w:val="0"/>
         </w:rPr>
-        <w:t>С другой стороны, DEM 1,6829 можно обменять на USD 1. В свою очередь, USD 1 можно обменять на BEF 35,19. Таким образом, DEM 1,6829 можно обменять на BEF 35,19, а DEM 1 — на BEF 35,19 / 1,6829.</w:t>
+        <w:t>С другой стороны, DEM 1,6829 можно обменять на USD 1. В свою очередь, USD 1 можно обменять на BEF 34,7. Таким образом, DEM 1,6829 можно обменять на BEF 34,7, а DEM 1 — на BEF 34,7 / 1,6829.</w:t>
       </w:r>
     </w:p>
     <w:p>
@@ -1742,7 +1742,7 @@
           <w:b w:val="0"/>
           <w:i w:val="0"/>
         </w:rPr>
-        <w:t>DEM 1 = BEF · (35,25 / 1,6819) = BEF 20,9584</w:t>
+        <w:t>DEM 1 = BEF · (34,8 / 1,6819) = BEF 20,6909</w:t>
       </w:r>
     </w:p>
     <w:p>
@@ -1766,7 +1766,7 @@
           <w:b w:val="0"/>
           <w:i w:val="0"/>
         </w:rPr>
-        <w:t>DEM 1 = BEF · (35,19 / 1,6829) = BEF 20,9103</w:t>
+        <w:t>DEM 1 = BEF · (34,7 / 1,6829) = BEF 20,6192</w:t>
       </w:r>
     </w:p>
     <w:p>
